--- a/zht/docx/211.content.docx
+++ b/zht/docx/211.content.docx
@@ -440,18 +440,12 @@
           <w:lang w:val="zh_TW" w:bidi="zh_TW"/>
         </w:rPr>
       </w:r>
-      <w:hyperlink r:id="rId13">
-        <w:r>
-          <w:rPr>
-            <w:lang w:val="zh_TW" w:bidi="zh_TW"/>
-          </w:rPr>
-          <w:rPr>
-            <w:color w:val="0000EE"/>
-            <w:u w:val="single"/>
-          </w:rPr>
-          <w:t>使徒行傳2:31</w:t>
-        </w:r>
-      </w:hyperlink>
+      <w:r>
+        <w:rPr>
+          <w:lang w:val="zh_TW" w:bidi="zh_TW"/>
+        </w:rPr>
+        <w:t>使徒行傳2:31</w:t>
+      </w:r>
     </w:p>
     <w:p>
       <w:pPr>
@@ -464,18 +458,12 @@
           <w:lang w:val="zh_TW" w:bidi="zh_TW"/>
         </w:rPr>
       </w:r>
-      <w:hyperlink r:id="rId14">
-        <w:r>
-          <w:rPr>
-            <w:lang w:val="zh_TW" w:bidi="zh_TW"/>
-          </w:rPr>
-          <w:rPr>
-            <w:color w:val="0000EE"/>
-            <w:u w:val="single"/>
-          </w:rPr>
-          <w:t>創世記44:29</w:t>
-        </w:r>
-      </w:hyperlink>
+      <w:r>
+        <w:rPr>
+          <w:lang w:val="zh_TW" w:bidi="zh_TW"/>
+        </w:rPr>
+        <w:t>創世記44:29</w:t>
+      </w:r>
     </w:p>
     <w:p>
       <w:pPr>
@@ -488,18 +476,12 @@
           <w:lang w:val="zh_TW" w:bidi="zh_TW"/>
         </w:rPr>
       </w:r>
-      <w:hyperlink r:id="rId15">
-        <w:r>
-          <w:rPr>
-            <w:lang w:val="zh_TW" w:bidi="zh_TW"/>
-          </w:rPr>
-          <w:rPr>
-            <w:color w:val="0000EE"/>
-            <w:u w:val="single"/>
-          </w:rPr>
-          <w:t>約拿書2:2</w:t>
-        </w:r>
-      </w:hyperlink>
+      <w:r>
+        <w:rPr>
+          <w:lang w:val="zh_TW" w:bidi="zh_TW"/>
+        </w:rPr>
+        <w:t>約拿書2:2</w:t>
+      </w:r>
     </w:p>
     <w:p>
       <w:pPr>
@@ -512,18 +494,12 @@
           <w:lang w:val="zh_TW" w:bidi="zh_TW"/>
         </w:rPr>
       </w:r>
-      <w:hyperlink r:id="rId16">
-        <w:r>
-          <w:rPr>
-            <w:lang w:val="zh_TW" w:bidi="zh_TW"/>
-          </w:rPr>
-          <w:rPr>
-            <w:color w:val="0000EE"/>
-            <w:u w:val="single"/>
-          </w:rPr>
-          <w:t>路加福音10:15</w:t>
-        </w:r>
-      </w:hyperlink>
+      <w:r>
+        <w:rPr>
+          <w:lang w:val="zh_TW" w:bidi="zh_TW"/>
+        </w:rPr>
+        <w:t>路加福音10:15</w:t>
+      </w:r>
     </w:p>
     <w:p>
       <w:pPr>
@@ -536,18 +512,12 @@
           <w:lang w:val="zh_TW" w:bidi="zh_TW"/>
         </w:rPr>
       </w:r>
-      <w:hyperlink r:id="rId17">
-        <w:r>
-          <w:rPr>
-            <w:lang w:val="zh_TW" w:bidi="zh_TW"/>
-          </w:rPr>
-          <w:rPr>
-            <w:color w:val="0000EE"/>
-            <w:u w:val="single"/>
-          </w:rPr>
-          <w:t>路加福音16:23</w:t>
-        </w:r>
-      </w:hyperlink>
+      <w:r>
+        <w:rPr>
+          <w:lang w:val="zh_TW" w:bidi="zh_TW"/>
+        </w:rPr>
+        <w:t>路加福音16:23</w:t>
+      </w:r>
     </w:p>
     <w:p>
       <w:pPr>
@@ -560,18 +530,12 @@
           <w:lang w:val="zh_TW" w:bidi="zh_TW"/>
         </w:rPr>
       </w:r>
-      <w:hyperlink r:id="rId18">
-        <w:r>
-          <w:rPr>
-            <w:lang w:val="zh_TW" w:bidi="zh_TW"/>
-          </w:rPr>
-          <w:rPr>
-            <w:color w:val="0000EE"/>
-            <w:u w:val="single"/>
-          </w:rPr>
-          <w:t>馬太福音11:23</w:t>
-        </w:r>
-      </w:hyperlink>
+      <w:r>
+        <w:rPr>
+          <w:lang w:val="zh_TW" w:bidi="zh_TW"/>
+        </w:rPr>
+        <w:t>馬太福音11:23</w:t>
+      </w:r>
     </w:p>
     <w:p>
       <w:pPr>
@@ -584,18 +548,12 @@
           <w:lang w:val="zh_TW" w:bidi="zh_TW"/>
         </w:rPr>
       </w:r>
-      <w:hyperlink r:id="rId19">
-        <w:r>
-          <w:rPr>
-            <w:lang w:val="zh_TW" w:bidi="zh_TW"/>
-          </w:rPr>
-          <w:rPr>
-            <w:color w:val="0000EE"/>
-            <w:u w:val="single"/>
-          </w:rPr>
-          <w:t>馬太福音16:18</w:t>
-        </w:r>
-      </w:hyperlink>
+      <w:r>
+        <w:rPr>
+          <w:lang w:val="zh_TW" w:bidi="zh_TW"/>
+        </w:rPr>
+        <w:t>馬太福音16:18</w:t>
+      </w:r>
     </w:p>
     <w:p>
       <w:pPr>
@@ -608,18 +566,12 @@
           <w:lang w:val="zh_TW" w:bidi="zh_TW"/>
         </w:rPr>
       </w:r>
-      <w:hyperlink r:id="rId20">
-        <w:r>
-          <w:rPr>
-            <w:lang w:val="zh_TW" w:bidi="zh_TW"/>
-          </w:rPr>
-          <w:rPr>
-            <w:color w:val="0000EE"/>
-            <w:u w:val="single"/>
-          </w:rPr>
-          <w:t>啟示錄1:18</w:t>
-        </w:r>
-      </w:hyperlink>
+      <w:r>
+        <w:rPr>
+          <w:lang w:val="zh_TW" w:bidi="zh_TW"/>
+        </w:rPr>
+        <w:t>啟示錄1:18</w:t>
+      </w:r>
     </w:p>
     <w:p>
       <w:pPr>
@@ -877,18 +829,12 @@
           <w:lang w:val="zh_TW" w:bidi="zh_TW"/>
         </w:rPr>
       </w:r>
-      <w:hyperlink r:id="rId21">
-        <w:r>
-          <w:rPr>
-            <w:lang w:val="zh_TW" w:bidi="zh_TW"/>
-          </w:rPr>
-          <w:rPr>
-            <w:color w:val="0000EE"/>
-            <w:u w:val="single"/>
-          </w:rPr>
-          <w:t>歷代志上18:9–11</w:t>
-        </w:r>
-      </w:hyperlink>
+      <w:r>
+        <w:rPr>
+          <w:lang w:val="zh_TW" w:bidi="zh_TW"/>
+        </w:rPr>
+        <w:t>歷代志上18:9–11</w:t>
+      </w:r>
     </w:p>
     <w:p>
       <w:pPr>
@@ -901,18 +847,12 @@
           <w:lang w:val="zh_TW" w:bidi="zh_TW"/>
         </w:rPr>
       </w:r>
-      <w:hyperlink r:id="rId22">
-        <w:r>
-          <w:rPr>
-            <w:lang w:val="zh_TW" w:bidi="zh_TW"/>
-          </w:rPr>
-          <w:rPr>
-            <w:color w:val="0000EE"/>
-            <w:u w:val="single"/>
-          </w:rPr>
-          <w:t>撒母耳記上2:36</w:t>
-        </w:r>
-      </w:hyperlink>
+      <w:r>
+        <w:rPr>
+          <w:lang w:val="zh_TW" w:bidi="zh_TW"/>
+        </w:rPr>
+        <w:t>撒母耳記上2:36</w:t>
+      </w:r>
     </w:p>
     <w:p>
       <w:pPr>
@@ -925,18 +865,12 @@
           <w:lang w:val="zh_TW" w:bidi="zh_TW"/>
         </w:rPr>
       </w:r>
-      <w:hyperlink r:id="rId23">
-        <w:r>
-          <w:rPr>
-            <w:lang w:val="zh_TW" w:bidi="zh_TW"/>
-          </w:rPr>
-          <w:rPr>
-            <w:color w:val="0000EE"/>
-            <w:u w:val="single"/>
-          </w:rPr>
-          <w:t>列王紀下25:13–15</w:t>
-        </w:r>
-      </w:hyperlink>
+      <w:r>
+        <w:rPr>
+          <w:lang w:val="zh_TW" w:bidi="zh_TW"/>
+        </w:rPr>
+        <w:t>列王紀下25:13–15</w:t>
+      </w:r>
     </w:p>
     <w:p>
       <w:pPr>
@@ -949,18 +883,12 @@
           <w:lang w:val="zh_TW" w:bidi="zh_TW"/>
         </w:rPr>
       </w:r>
-      <w:hyperlink r:id="rId24">
-        <w:r>
-          <w:rPr>
-            <w:lang w:val="zh_TW" w:bidi="zh_TW"/>
-          </w:rPr>
-          <w:rPr>
-            <w:color w:val="0000EE"/>
-            <w:u w:val="single"/>
-          </w:rPr>
-          <w:t>使徒行傳3:6</w:t>
-        </w:r>
-      </w:hyperlink>
+      <w:r>
+        <w:rPr>
+          <w:lang w:val="zh_TW" w:bidi="zh_TW"/>
+        </w:rPr>
+        <w:t>使徒行傳3:6</w:t>
+      </w:r>
     </w:p>
     <w:p>
       <w:pPr>
@@ -973,18 +901,12 @@
           <w:lang w:val="zh_TW" w:bidi="zh_TW"/>
         </w:rPr>
       </w:r>
-      <w:hyperlink r:id="rId25">
-        <w:r>
-          <w:rPr>
-            <w:lang w:val="zh_TW" w:bidi="zh_TW"/>
-          </w:rPr>
-          <w:rPr>
-            <w:color w:val="0000EE"/>
-            <w:u w:val="single"/>
-          </w:rPr>
-          <w:t>馬太福音26:15</w:t>
-        </w:r>
-      </w:hyperlink>
+      <w:r>
+        <w:rPr>
+          <w:lang w:val="zh_TW" w:bidi="zh_TW"/>
+        </w:rPr>
+        <w:t>馬太福音26:15</w:t>
+      </w:r>
     </w:p>
     <w:p>
       <w:pPr>
@@ -1290,18 +1212,12 @@
           <w:lang w:val="zh_TW" w:bidi="zh_TW"/>
         </w:rPr>
       </w:r>
-      <w:hyperlink r:id="rId26">
-        <w:r>
-          <w:rPr>
-            <w:lang w:val="zh_TW" w:bidi="zh_TW"/>
-          </w:rPr>
-          <w:rPr>
-            <w:color w:val="0000EE"/>
-            <w:u w:val="single"/>
-          </w:rPr>
-          <w:t>歷代志下20:2</w:t>
-        </w:r>
-      </w:hyperlink>
+      <w:r>
+        <w:rPr>
+          <w:lang w:val="zh_TW" w:bidi="zh_TW"/>
+        </w:rPr>
+        <w:t>歷代志下20:2</w:t>
+      </w:r>
     </w:p>
     <w:p>
       <w:pPr>
@@ -1314,18 +1230,12 @@
           <w:lang w:val="zh_TW" w:bidi="zh_TW"/>
         </w:rPr>
       </w:r>
-      <w:hyperlink r:id="rId27">
-        <w:r>
-          <w:rPr>
-            <w:lang w:val="zh_TW" w:bidi="zh_TW"/>
-          </w:rPr>
-          <w:rPr>
-            <w:color w:val="0000EE"/>
-            <w:u w:val="single"/>
-          </w:rPr>
-          <w:t>雅歌1:12–14</w:t>
-        </w:r>
-      </w:hyperlink>
+      <w:r>
+        <w:rPr>
+          <w:lang w:val="zh_TW" w:bidi="zh_TW"/>
+        </w:rPr>
+        <w:t>雅歌1:12–14</w:t>
+      </w:r>
     </w:p>
     <w:p>
       <w:pPr>
@@ -1601,18 +1511,12 @@
           <w:lang w:val="zh_TW" w:bidi="zh_TW"/>
         </w:rPr>
       </w:r>
-      <w:hyperlink r:id="rId28">
-        <w:r>
-          <w:rPr>
-            <w:lang w:val="zh_TW" w:bidi="zh_TW"/>
-          </w:rPr>
-          <w:rPr>
-            <w:color w:val="0000EE"/>
-            <w:u w:val="single"/>
-          </w:rPr>
-          <w:t>出埃及記2:3</w:t>
-        </w:r>
-      </w:hyperlink>
+      <w:r>
+        <w:rPr>
+          <w:lang w:val="zh_TW" w:bidi="zh_TW"/>
+        </w:rPr>
+        <w:t>出埃及記2:3</w:t>
+      </w:r>
     </w:p>
     <w:p>
       <w:pPr>
@@ -1625,18 +1529,12 @@
           <w:lang w:val="zh_TW" w:bidi="zh_TW"/>
         </w:rPr>
       </w:r>
-      <w:hyperlink r:id="rId29">
-        <w:r>
-          <w:rPr>
-            <w:lang w:val="zh_TW" w:bidi="zh_TW"/>
-          </w:rPr>
-          <w:rPr>
-            <w:color w:val="0000EE"/>
-            <w:u w:val="single"/>
-          </w:rPr>
-          <w:t>以賽亞書29:11</w:t>
-        </w:r>
-      </w:hyperlink>
+      <w:r>
+        <w:rPr>
+          <w:lang w:val="zh_TW" w:bidi="zh_TW"/>
+        </w:rPr>
+        <w:t>以賽亞書29:11</w:t>
+      </w:r>
     </w:p>
     <w:p>
       <w:pPr>
@@ -1649,18 +1547,12 @@
           <w:lang w:val="zh_TW" w:bidi="zh_TW"/>
         </w:rPr>
       </w:r>
-      <w:hyperlink r:id="rId30">
-        <w:r>
-          <w:rPr>
-            <w:lang w:val="zh_TW" w:bidi="zh_TW"/>
-          </w:rPr>
-          <w:rPr>
-            <w:color w:val="0000EE"/>
-            <w:u w:val="single"/>
-          </w:rPr>
-          <w:t>約翰福音6:27</w:t>
-        </w:r>
-      </w:hyperlink>
+      <w:r>
+        <w:rPr>
+          <w:lang w:val="zh_TW" w:bidi="zh_TW"/>
+        </w:rPr>
+        <w:t>約翰福音6:27</w:t>
+      </w:r>
     </w:p>
     <w:p>
       <w:pPr>
@@ -1673,18 +1565,12 @@
           <w:lang w:val="zh_TW" w:bidi="zh_TW"/>
         </w:rPr>
       </w:r>
-      <w:hyperlink r:id="rId31">
-        <w:r>
-          <w:rPr>
-            <w:lang w:val="zh_TW" w:bidi="zh_TW"/>
-          </w:rPr>
-          <w:rPr>
-            <w:color w:val="0000EE"/>
-            <w:u w:val="single"/>
-          </w:rPr>
-          <w:t>馬太福音27:66</w:t>
-        </w:r>
-      </w:hyperlink>
+      <w:r>
+        <w:rPr>
+          <w:lang w:val="zh_TW" w:bidi="zh_TW"/>
+        </w:rPr>
+        <w:t>馬太福音27:66</w:t>
+      </w:r>
     </w:p>
     <w:p>
       <w:pPr>
@@ -1697,18 +1583,12 @@
           <w:lang w:val="zh_TW" w:bidi="zh_TW"/>
         </w:rPr>
       </w:r>
-      <w:hyperlink r:id="rId32">
-        <w:r>
-          <w:rPr>
-            <w:lang w:val="zh_TW" w:bidi="zh_TW"/>
-          </w:rPr>
-          <w:rPr>
-            <w:color w:val="0000EE"/>
-            <w:u w:val="single"/>
-          </w:rPr>
-          <w:t>啟示錄5:2</w:t>
-        </w:r>
-      </w:hyperlink>
+      <w:r>
+        <w:rPr>
+          <w:lang w:val="zh_TW" w:bidi="zh_TW"/>
+        </w:rPr>
+        <w:t>啟示錄5:2</w:t>
+      </w:r>
     </w:p>
     <w:p>
       <w:pPr>

--- a/zht/docx/211.content.docx
+++ b/zht/docx/211.content.docx
@@ -367,19 +367,7 @@
         <w:rPr>
           <w:lang w:val="zh_TW" w:bidi="zh_TW"/>
         </w:rPr>
-        <w:t>（另見：</w:t>
-      </w:r>
-      <w:r>
-        <w:rPr>
-          <w:lang w:val="zh_TW" w:bidi="zh_TW"/>
-        </w:rPr>
-        <w:t>死亡</w:t>
-      </w:r>
-      <w:r>
-        <w:rPr>
-          <w:lang w:val="zh_TW" w:bidi="zh_TW"/>
-        </w:rPr>
-        <w:t>，</w:t>
+        <w:t>（另見：死亡，</w:t>
       </w:r>
       <w:r>
         <w:rPr>
@@ -1127,19 +1115,7 @@
         <w:rPr>
           <w:lang w:val="zh_TW" w:bidi="zh_TW"/>
         </w:rPr>
-        <w:t>，</w:t>
-      </w:r>
-      <w:r>
-        <w:rPr>
-          <w:lang w:val="zh_TW" w:bidi="zh_TW"/>
-        </w:rPr>
-        <w:t>安息</w:t>
-      </w:r>
-      <w:r>
-        <w:rPr>
-          <w:lang w:val="zh_TW" w:bidi="zh_TW"/>
-        </w:rPr>
-        <w:t>，</w:t>
+        <w:t>，安息，</w:t>
       </w:r>
       <w:r>
         <w:rPr>
